--- a/report.docx
+++ b/report.docx
@@ -305,7 +305,7 @@
         <w:rPr>
           <w:b w:val="0"/>
         </w:rPr>
-        <w:t xml:space="preserve"> formerly, two saves could truncate and stream into the same file, producing a hybrid. Each save now writes and closes a unique sibling temporary file before replacing the target. Atomic replacement is preferred; unsupported atomic move uses a documented provider-dependent replacement fallback. Preparation failure preserves the previous report; cleanup failure does not hide the primary error. This is not a promise of crash durability or arbitrary filesystem behavior.</w:t>
+        <w:t xml:space="preserve"> formerly, two saves could truncate and stream into the same file, producing a hybrid. Each save now writes and closes a unique sibling temporary file before replacing the target. Atomic replacement is preferred. Without atomic move support, publication creates only a new destination; an existing report is preserved with a visible save error. Non-atomic overwrite can delete the old file before a later failure, so it is refused. Cleanup failure does not hide the primary error. Crash durability is not promised.</w:t>
       </w:r>
     </w:p>
     <w:p>
